--- a/manuscript/Northeast_LSOG_Manuscript_main.docx
+++ b/manuscript/Northeast_LSOG_Manuscript_main.docx
@@ -176,7 +176,7 @@
           <w:sz w:val="24"/>
           <w:szCs w:val="24"/>
         </w:rPr>
-        <w:t xml:space="preserve">LSOG is not a single attribute but a bundle: large old live trees, structural complexity, abundant dead wood, characteristic composition, and continuity of forest cover over time. These attributes need not move together. A stand can carry large live trees yet little dead wood; it can have a tall continuous canopy yet a recent harvest signature. Any classification therefore embeds a choice about which axes to weight and how heavily, and that choice, more than any difference in fit to training data, drives how much forest qualifies and where. Making the axes explicit clarifies both the quantity question (the answer is a range that depends on how many axes are required) and the agreement question (maps disagree because they emphasize different axes). This multidimensional framing, and the strong dependence of the estimate on the criteria chosen, has national precedent: the Forest Inventory Growth Stage System treats maturity as a multidimensional structural condition and places on the order of 27% to 81% of federal forest in the mature class depending on the percentile and index used (Woodall et al. 2023). The axis-count funnel we develop below is the design-based, regional expression of the same phenomenon.</w:t>
+        <w:t xml:space="preserve">LSOG is not a single attribute but a bundle: large old live trees, structural complexity, abundant dead wood, characteristic composition, and continuity of forest cover over time. These attributes need not move together. A stand can carry large live trees yet little dead wood; it can have a tall continuous canopy yet a recent harvest signature. Any classification therefore embeds a choice about which axes to weight and how heavily, and that choice, more than any difference in fit to training data, drives how much forest qualifies and where. Making the axes explicit clarifies both the quantity question (the answer is a range that depends on how many axes are required) and the agreement question (maps disagree because they emphasize different axes). This multidimensional framing, and the strong dependence of the estimate on the criteria chosen, has national precedent: the Forest Inventory Growth Stage System treats maturity as a multidimensional structural condition built from a suite of FIA structural indicators, and places about 45% of federal forest in the mature class and 18% in old growth (Woodall et al. 2023; USDA Forest Service and USDI Bureau of Land Management 2023), an estimate sensitive to the structural thresholds chosen. The axis-count funnel we develop below is the design-based, regional expression of the same phenomenon.</w:t>
       </w:r>
     </w:p>
     <w:p>

--- a/manuscript/Northeast_LSOG_Manuscript_main.docx
+++ b/manuscript/Northeast_LSOG_Manuscript_main.docx
@@ -384,7 +384,7 @@
           <w:sz w:val="24"/>
           <w:szCs w:val="24"/>
         </w:rPr>
-        <w:t xml:space="preserve"> (no stand-replacing or harvest disturbance detected in the USFS Landscape Change Monitoring System annual change record over the full Landsat era, 1985–2023). Each structural threshold is a conservative lower benchmark calibrated to regional reference stands rather than a maximum, so the qualifying shares reported below are floors on what a stricter definition would return. A1-A3 are deterministic functions of the FIA tree and condition tables. A4 replaces the earlier, permissive continuity proxy based on FIA treatment and stand-origin codes, which flags only the most recent inventory cycle and undercounts legacy and partial harvest; in Maine that proxy passed 90% of conditions, whereas the Landsat-era continuity test passes 29.5% (see Section 2.3a). We then computed, across all forested plots, the share passing each axis alone, the "funnel" share passing at least one, at least two, at least three, and all four axes (which we label </w:t>
+        <w:t xml:space="preserve"> (no stand-replacing or harvest disturbance detected in the USFS Landscape Change Monitoring System annual change record over the full Landsat era, 1985–2023). Each structural threshold is a conservative lower benchmark calibrated to regional reference stands rather than a maximum, so the qualifying shares reported below are floors on what a stricter definition would return. Large-tree basal area and the density of large trees, our live-structure axis (A1), are among the most consistent structural signatures of moist temperate old growth worldwide (Burrascano et al. 2013). A1-A3 are deterministic functions of the FIA tree and condition tables. A4 replaces the earlier, permissive continuity proxy based on FIA treatment and stand-origin codes, which flags only the most recent inventory cycle and undercounts legacy and partial harvest; in Maine that proxy passed 90% of conditions, whereas the Landsat-era continuity test passes 29.5% (see Section 2.3a). We then computed, across all forested plots, the share passing each axis alone, the "funnel" share passing at least one, at least two, at least three, and all four axes (which we label </w:t>
       </w:r>
       <w:r>
         <w:rPr>
@@ -1267,6 +1267,18 @@
           <w:szCs w:val="24"/>
         </w:rPr>
         <w:t xml:space="preserve">Bruening, J.M., P.B. May, R.O. Dubayah, L. Wertis, C. Quinn, N. Pederson, A.H. Armstrong &amp; B. Poulter. 2026. Mature and old-growth forest probability maps for the conterminous United States. ORNL DAAC, Oak Ridge, Tennessee, USA. Dataset 2498. https://doi.org/10.3334/ORNLDAAC/2498</w:t>
+      </w:r>
+    </w:p>
+    <w:p>
+      <w:pPr>
+        <w:spacing w:after="0" w:before="0" w:line="480"/>
+      </w:pPr>
+      <w:r>
+        <w:rPr>
+          <w:sz w:val="24"/>
+          <w:szCs w:val="24"/>
+        </w:rPr>
+        <w:t xml:space="preserve">Burrascano, S., W.S. Keeton, F.M. Sabatini &amp; C. Blasi. 2013. Commonality and variability in the structural attributes of moist temperate old-growth forests: a global review. Forest Ecology and Management 291:458–479. https://doi.org/10.1016/j.foreco.2012.11.020</w:t>
       </w:r>
     </w:p>
     <w:p>
